--- a/downloads/teacher/04 Units/Unit 05 - Apparel and Textile Production and Design - Make It, Mend It, Wear It/Lesson 05.11 - Build the Drawstring Bag and the Stitch Sampler Check.docx
+++ b/downloads/teacher/04 Units/Unit 05 - Apparel and Textile Production and Design - Make It, Mend It, Wear It/Lesson 05.11 - Build the Drawstring Bag and the Stitch Sampler Check.docx
@@ -349,23 +349,41 @@
       <w:r>
         <w:t xml:space="preserve">By the end of this lesson, students will be able to:</w:t>
       </w:r>
-      <w:r>
-        <w:t xml:space="preserve"> </w:t>
-      </w:r>
-      <w:r>
-        <w:t xml:space="preserve">1. (Low: remember or understand) Given a paper pattern, measure, mark, and cut the fabric to within a quarter inch of the pattern, and mark the seam line and the channel area.</w:t>
-      </w:r>
-      <w:r>
-        <w:t xml:space="preserve"> </w:t>
-      </w:r>
-      <w:r>
-        <w:t xml:space="preserve">2. (Mid: apply or analyze) Construct the bag by pinning and machine-sewing the side seams with backstitching at both ends, sewing the drawstring channel, turning, and threading the cord, checking against the seam quality checklist at each stage; on the hand path, construct the felt pouch with hand backstitch to the same checklist.</w:t>
-      </w:r>
-      <w:r>
-        <w:t xml:space="preserve"> </w:t>
-      </w:r>
-      <w:r>
-        <w:t xml:space="preserve">3. (High: evaluate or create) Evaluate the finished item against the five-point checklist, assemble and submit the six-part sampler card, and name one thing they would change in the next one and why.</w:t>
+    </w:p>
+    <w:p>
+      <w:pPr>
+        <w:numPr>
+          <w:ilvl w:val="0"/>
+          <w:numId w:val="1002"/>
+        </w:numPr>
+        <w:pStyle w:val="Compact"/>
+      </w:pPr>
+      <w:r>
+        <w:t xml:space="preserve">(Low: remember or understand) Given a paper pattern, measure, mark, and cut the fabric to within a quarter inch of the pattern, and mark the seam line and the channel area.</w:t>
+      </w:r>
+    </w:p>
+    <w:p>
+      <w:pPr>
+        <w:numPr>
+          <w:ilvl w:val="0"/>
+          <w:numId w:val="1002"/>
+        </w:numPr>
+        <w:pStyle w:val="Compact"/>
+      </w:pPr>
+      <w:r>
+        <w:t xml:space="preserve">(Mid: apply or analyze) Construct the bag by pinning and machine-sewing the side seams with backstitching at both ends, sewing the drawstring channel, turning, and threading the cord, checking against the seam quality checklist at each stage; on the hand path, construct the felt pouch with hand backstitch to the same checklist.</w:t>
+      </w:r>
+    </w:p>
+    <w:p>
+      <w:pPr>
+        <w:numPr>
+          <w:ilvl w:val="0"/>
+          <w:numId w:val="1002"/>
+        </w:numPr>
+        <w:pStyle w:val="Compact"/>
+      </w:pPr>
+      <w:r>
+        <w:t xml:space="preserve">(High: evaluate or create) Evaluate the finished item against the five-point checklist, assemble and submit the six-part sampler card, and name one thing they would change in the next one and why.</w:t>
       </w:r>
     </w:p>
     <w:p>
@@ -415,7 +433,7 @@
       <w:pPr>
         <w:numPr>
           <w:ilvl w:val="0"/>
-          <w:numId w:val="1002"/>
+          <w:numId w:val="1003"/>
         </w:numPr>
         <w:pStyle w:val="Compact"/>
       </w:pPr>
@@ -427,7 +445,7 @@
       <w:pPr>
         <w:numPr>
           <w:ilvl w:val="0"/>
-          <w:numId w:val="1002"/>
+          <w:numId w:val="1003"/>
         </w:numPr>
         <w:pStyle w:val="Compact"/>
       </w:pPr>
@@ -451,7 +469,7 @@
       <w:pPr>
         <w:numPr>
           <w:ilvl w:val="0"/>
-          <w:numId w:val="1002"/>
+          <w:numId w:val="1003"/>
         </w:numPr>
         <w:pStyle w:val="Compact"/>
       </w:pPr>
@@ -463,7 +481,7 @@
       <w:pPr>
         <w:numPr>
           <w:ilvl w:val="0"/>
-          <w:numId w:val="1002"/>
+          <w:numId w:val="1003"/>
         </w:numPr>
         <w:pStyle w:val="Compact"/>
       </w:pPr>
@@ -487,7 +505,7 @@
       <w:pPr>
         <w:numPr>
           <w:ilvl w:val="0"/>
-          <w:numId w:val="1002"/>
+          <w:numId w:val="1003"/>
         </w:numPr>
         <w:pStyle w:val="Compact"/>
       </w:pPr>
@@ -499,7 +517,7 @@
       <w:pPr>
         <w:numPr>
           <w:ilvl w:val="0"/>
-          <w:numId w:val="1002"/>
+          <w:numId w:val="1003"/>
         </w:numPr>
         <w:pStyle w:val="Compact"/>
       </w:pPr>
@@ -517,7 +535,7 @@
       <w:pPr>
         <w:numPr>
           <w:ilvl w:val="0"/>
-          <w:numId w:val="1002"/>
+          <w:numId w:val="1003"/>
         </w:numPr>
         <w:pStyle w:val="Compact"/>
       </w:pPr>
@@ -529,7 +547,7 @@
       <w:pPr>
         <w:numPr>
           <w:ilvl w:val="0"/>
-          <w:numId w:val="1002"/>
+          <w:numId w:val="1003"/>
         </w:numPr>
         <w:pStyle w:val="Compact"/>
       </w:pPr>
@@ -556,7 +574,7 @@
       <w:pPr>
         <w:numPr>
           <w:ilvl w:val="0"/>
-          <w:numId w:val="1002"/>
+          <w:numId w:val="1003"/>
         </w:numPr>
         <w:pStyle w:val="Compact"/>
       </w:pPr>
@@ -1590,73 +1608,133 @@
       <w:r>
         <w:t xml:space="preserve">Monitor understanding:</w:t>
       </w:r>
-      <w:r>
-        <w:t xml:space="preserve"> </w:t>
-      </w:r>
-      <w:r>
-        <w:t xml:space="preserve">- Which sides of the fabric are facing each other, and why that way?</w:t>
-      </w:r>
-      <w:r>
-        <w:t xml:space="preserve"> </w:t>
-      </w:r>
-      <w:r>
-        <w:t xml:space="preserve">- Where does the side seam stop, and what is that gap for?</w:t>
-      </w:r>
-      <w:r>
-        <w:t xml:space="preserve"> </w:t>
-      </w:r>
-      <w:r>
-        <w:t xml:space="preserve">- The pin is two inches from the presser foot. What happens next?</w:t>
-      </w:r>
-      <w:r>
-        <w:t xml:space="preserve"> </w:t>
-      </w:r>
-      <w:r>
-        <w:t xml:space="preserve">- Show me your seam ends. Where is the backstitching?</w:t>
-      </w:r>
-      <w:r>
-        <w:t xml:space="preserve"> </w:t>
-      </w:r>
-      <w:r>
-        <w:t xml:space="preserve">- Both ends of your channel are sewn shut. What now?</w:t>
-      </w:r>
-    </w:p>
-    <w:p>
-      <w:pPr>
-        <w:pStyle w:val="BodyText"/>
+    </w:p>
+    <w:p>
+      <w:pPr>
+        <w:numPr>
+          <w:ilvl w:val="0"/>
+          <w:numId w:val="1004"/>
+        </w:numPr>
+        <w:pStyle w:val="Compact"/>
+      </w:pPr>
+      <w:r>
+        <w:t xml:space="preserve">Which sides of the fabric are facing each other, and why that way?</w:t>
+      </w:r>
+    </w:p>
+    <w:p>
+      <w:pPr>
+        <w:numPr>
+          <w:ilvl w:val="0"/>
+          <w:numId w:val="1004"/>
+        </w:numPr>
+        <w:pStyle w:val="Compact"/>
+      </w:pPr>
+      <w:r>
+        <w:t xml:space="preserve">Where does the side seam stop, and what is that gap for?</w:t>
+      </w:r>
+    </w:p>
+    <w:p>
+      <w:pPr>
+        <w:numPr>
+          <w:ilvl w:val="0"/>
+          <w:numId w:val="1004"/>
+        </w:numPr>
+        <w:pStyle w:val="Compact"/>
+      </w:pPr>
+      <w:r>
+        <w:t xml:space="preserve">The pin is two inches from the presser foot. What happens next?</w:t>
+      </w:r>
+    </w:p>
+    <w:p>
+      <w:pPr>
+        <w:numPr>
+          <w:ilvl w:val="0"/>
+          <w:numId w:val="1004"/>
+        </w:numPr>
+        <w:pStyle w:val="Compact"/>
+      </w:pPr>
+      <w:r>
+        <w:t xml:space="preserve">Show me your seam ends. Where is the backstitching?</w:t>
+      </w:r>
+    </w:p>
+    <w:p>
+      <w:pPr>
+        <w:numPr>
+          <w:ilvl w:val="0"/>
+          <w:numId w:val="1004"/>
+        </w:numPr>
+        <w:pStyle w:val="Compact"/>
+      </w:pPr>
+      <w:r>
+        <w:t xml:space="preserve">Both ends of your channel are sewn shut. What now?</w:t>
+      </w:r>
+    </w:p>
+    <w:p>
+      <w:pPr>
+        <w:pStyle w:val="FirstParagraph"/>
       </w:pPr>
       <w:r>
         <w:t xml:space="preserve">Deepen learning:</w:t>
       </w:r>
-      <w:r>
-        <w:t xml:space="preserve"> </w:t>
-      </w:r>
-      <w:r>
-        <w:t xml:space="preserve">- Your machine seam wandered an eighth of an inch for two inches. Is that worth ripping out? How do you decide on a machine, where ripping costs more than it did by hand?</w:t>
-      </w:r>
-      <w:r>
-        <w:t xml:space="preserve"> </w:t>
-      </w:r>
-      <w:r>
-        <w:t xml:space="preserve">- What did the paper drills buy you today? Point to the place on your bag where it shows.</w:t>
-      </w:r>
-      <w:r>
-        <w:t xml:space="preserve"> </w:t>
-      </w:r>
-      <w:r>
-        <w:t xml:space="preserve">- A factory sews this bag in ninety seconds. What does your version have that the factory’s does not, and the other way around?</w:t>
-      </w:r>
-      <w:r>
-        <w:t xml:space="preserve"> </w:t>
-      </w:r>
-      <w:r>
-        <w:t xml:space="preserve">- Somebody uses this bag every day for a year. Where does it fail first, and what would you reinforce?</w:t>
-      </w:r>
-      <w:r>
-        <w:t xml:space="preserve"> </w:t>
-      </w:r>
-      <w:r>
-        <w:t xml:space="preserve">- The hand path and the machine path made different objects to the same checklist. What does that tell you about what quality is?</w:t>
+    </w:p>
+    <w:p>
+      <w:pPr>
+        <w:numPr>
+          <w:ilvl w:val="0"/>
+          <w:numId w:val="1005"/>
+        </w:numPr>
+        <w:pStyle w:val="Compact"/>
+      </w:pPr>
+      <w:r>
+        <w:t xml:space="preserve">Your machine seam wandered an eighth of an inch for two inches. Is that worth ripping out? How do you decide on a machine, where ripping costs more than it did by hand?</w:t>
+      </w:r>
+    </w:p>
+    <w:p>
+      <w:pPr>
+        <w:numPr>
+          <w:ilvl w:val="0"/>
+          <w:numId w:val="1005"/>
+        </w:numPr>
+        <w:pStyle w:val="Compact"/>
+      </w:pPr>
+      <w:r>
+        <w:t xml:space="preserve">What did the paper drills buy you today? Point to the place on your bag where it shows.</w:t>
+      </w:r>
+    </w:p>
+    <w:p>
+      <w:pPr>
+        <w:numPr>
+          <w:ilvl w:val="0"/>
+          <w:numId w:val="1005"/>
+        </w:numPr>
+        <w:pStyle w:val="Compact"/>
+      </w:pPr>
+      <w:r>
+        <w:t xml:space="preserve">A factory sews this bag in ninety seconds. What does your version have that the factory’s does not, and the other way around?</w:t>
+      </w:r>
+    </w:p>
+    <w:p>
+      <w:pPr>
+        <w:numPr>
+          <w:ilvl w:val="0"/>
+          <w:numId w:val="1005"/>
+        </w:numPr>
+        <w:pStyle w:val="Compact"/>
+      </w:pPr>
+      <w:r>
+        <w:t xml:space="preserve">Somebody uses this bag every day for a year. Where does it fail first, and what would you reinforce?</w:t>
+      </w:r>
+    </w:p>
+    <w:p>
+      <w:pPr>
+        <w:numPr>
+          <w:ilvl w:val="0"/>
+          <w:numId w:val="1005"/>
+        </w:numPr>
+        <w:pStyle w:val="Compact"/>
+      </w:pPr>
+      <w:r>
+        <w:t xml:space="preserve">The hand path and the machine path made different objects to the same checklist. What does that tell you about what quality is?</w:t>
       </w:r>
     </w:p>
     <w:p>
@@ -1709,7 +1787,7 @@
       <w:pPr>
         <w:numPr>
           <w:ilvl w:val="0"/>
-          <w:numId w:val="1003"/>
+          <w:numId w:val="1006"/>
         </w:numPr>
         <w:pStyle w:val="Compact"/>
       </w:pPr>
@@ -1733,7 +1811,7 @@
       <w:pPr>
         <w:numPr>
           <w:ilvl w:val="0"/>
-          <w:numId w:val="1003"/>
+          <w:numId w:val="1006"/>
         </w:numPr>
         <w:pStyle w:val="Compact"/>
       </w:pPr>
@@ -1760,7 +1838,7 @@
       <w:pPr>
         <w:numPr>
           <w:ilvl w:val="0"/>
-          <w:numId w:val="1003"/>
+          <w:numId w:val="1006"/>
         </w:numPr>
         <w:pStyle w:val="Compact"/>
       </w:pPr>
@@ -1772,7 +1850,7 @@
       <w:pPr>
         <w:numPr>
           <w:ilvl w:val="0"/>
-          <w:numId w:val="1003"/>
+          <w:numId w:val="1006"/>
         </w:numPr>
         <w:pStyle w:val="Compact"/>
       </w:pPr>
@@ -1784,7 +1862,7 @@
       <w:pPr>
         <w:numPr>
           <w:ilvl w:val="0"/>
-          <w:numId w:val="1003"/>
+          <w:numId w:val="1006"/>
         </w:numPr>
         <w:pStyle w:val="Compact"/>
       </w:pPr>
@@ -1796,7 +1874,7 @@
       <w:pPr>
         <w:numPr>
           <w:ilvl w:val="0"/>
-          <w:numId w:val="1003"/>
+          <w:numId w:val="1006"/>
         </w:numPr>
         <w:pStyle w:val="Compact"/>
       </w:pPr>
@@ -2597,7 +2675,7 @@
       <w:pPr>
         <w:numPr>
           <w:ilvl w:val="0"/>
-          <w:numId w:val="1004"/>
+          <w:numId w:val="1007"/>
         </w:numPr>
         <w:pStyle w:val="Compact"/>
       </w:pPr>
@@ -2621,7 +2699,7 @@
       <w:pPr>
         <w:numPr>
           <w:ilvl w:val="0"/>
-          <w:numId w:val="1004"/>
+          <w:numId w:val="1007"/>
         </w:numPr>
         <w:pStyle w:val="Compact"/>
       </w:pPr>
@@ -2645,7 +2723,7 @@
       <w:pPr>
         <w:numPr>
           <w:ilvl w:val="0"/>
-          <w:numId w:val="1004"/>
+          <w:numId w:val="1007"/>
         </w:numPr>
         <w:pStyle w:val="Compact"/>
       </w:pPr>
@@ -2657,7 +2735,7 @@
       <w:pPr>
         <w:numPr>
           <w:ilvl w:val="0"/>
-          <w:numId w:val="1004"/>
+          <w:numId w:val="1007"/>
         </w:numPr>
         <w:pStyle w:val="Compact"/>
       </w:pPr>
@@ -2669,7 +2747,7 @@
       <w:pPr>
         <w:numPr>
           <w:ilvl w:val="0"/>
-          <w:numId w:val="1004"/>
+          <w:numId w:val="1007"/>
         </w:numPr>
         <w:pStyle w:val="Compact"/>
       </w:pPr>
@@ -2693,7 +2771,7 @@
       <w:pPr>
         <w:numPr>
           <w:ilvl w:val="0"/>
-          <w:numId w:val="1004"/>
+          <w:numId w:val="1007"/>
         </w:numPr>
         <w:pStyle w:val="Compact"/>
       </w:pPr>
@@ -2727,7 +2805,7 @@
       <w:pPr>
         <w:numPr>
           <w:ilvl w:val="0"/>
-          <w:numId w:val="1005"/>
+          <w:numId w:val="1008"/>
         </w:numPr>
         <w:pStyle w:val="Compact"/>
       </w:pPr>
@@ -2739,7 +2817,7 @@
       <w:pPr>
         <w:numPr>
           <w:ilvl w:val="0"/>
-          <w:numId w:val="1005"/>
+          <w:numId w:val="1008"/>
         </w:numPr>
         <w:pStyle w:val="Compact"/>
       </w:pPr>
@@ -2751,7 +2829,7 @@
       <w:pPr>
         <w:numPr>
           <w:ilvl w:val="0"/>
-          <w:numId w:val="1005"/>
+          <w:numId w:val="1008"/>
         </w:numPr>
         <w:pStyle w:val="Compact"/>
       </w:pPr>
@@ -2763,7 +2841,7 @@
       <w:pPr>
         <w:numPr>
           <w:ilvl w:val="0"/>
-          <w:numId w:val="1005"/>
+          <w:numId w:val="1008"/>
         </w:numPr>
         <w:pStyle w:val="Compact"/>
       </w:pPr>
@@ -2793,7 +2871,7 @@
       <w:pPr>
         <w:numPr>
           <w:ilvl w:val="0"/>
-          <w:numId w:val="1005"/>
+          <w:numId w:val="1008"/>
         </w:numPr>
         <w:pStyle w:val="Compact"/>
       </w:pPr>
@@ -2805,7 +2883,7 @@
       <w:pPr>
         <w:numPr>
           <w:ilvl w:val="0"/>
-          <w:numId w:val="1005"/>
+          <w:numId w:val="1008"/>
         </w:numPr>
         <w:pStyle w:val="Compact"/>
       </w:pPr>
@@ -2817,7 +2895,7 @@
       <w:pPr>
         <w:numPr>
           <w:ilvl w:val="0"/>
-          <w:numId w:val="1005"/>
+          <w:numId w:val="1008"/>
         </w:numPr>
         <w:pStyle w:val="Compact"/>
       </w:pPr>
@@ -2829,7 +2907,7 @@
       <w:pPr>
         <w:numPr>
           <w:ilvl w:val="0"/>
-          <w:numId w:val="1005"/>
+          <w:numId w:val="1008"/>
         </w:numPr>
         <w:pStyle w:val="Compact"/>
       </w:pPr>
@@ -2841,7 +2919,7 @@
       <w:pPr>
         <w:numPr>
           <w:ilvl w:val="0"/>
-          <w:numId w:val="1005"/>
+          <w:numId w:val="1008"/>
         </w:numPr>
         <w:pStyle w:val="Compact"/>
       </w:pPr>
@@ -3137,6 +3215,118 @@
       </w:pPr>
     </w:lvl>
   </w:abstractNum>
+  <w:abstractNum w:abstractNumId="99411">
+    <w:nsid w:val="71315dca"/>
+    <w:multiLevelType w:val="multilevel"/>
+    <w:lvl w:ilvl="0">
+      <w:start w:val="1"/>
+      <w:numFmt w:val="decimal"/>
+      <w:lvlText w:val="%1."/>
+      <w:lvlJc w:val="left"/>
+      <w:pPr>
+        <w:tabs>
+          <w:tab w:val="num" w:pos="0"/>
+        </w:tabs>
+        <w:ind w:left="480" w:hanging="480"/>
+      </w:pPr>
+    </w:lvl>
+    <w:lvl w:ilvl="1">
+      <w:start w:val="1"/>
+      <w:numFmt w:val="decimal"/>
+      <w:lvlText w:val="%2."/>
+      <w:lvlJc w:val="left"/>
+      <w:pPr>
+        <w:tabs>
+          <w:tab w:val="num" w:pos="720"/>
+        </w:tabs>
+        <w:ind w:left="1200" w:hanging="480"/>
+      </w:pPr>
+    </w:lvl>
+    <w:lvl w:ilvl="2">
+      <w:start w:val="1"/>
+      <w:numFmt w:val="decimal"/>
+      <w:lvlText w:val="%3."/>
+      <w:lvlJc w:val="left"/>
+      <w:pPr>
+        <w:tabs>
+          <w:tab w:val="num" w:pos="1440"/>
+        </w:tabs>
+        <w:ind w:left="1920" w:hanging="480"/>
+      </w:pPr>
+    </w:lvl>
+    <w:lvl w:ilvl="3">
+      <w:start w:val="1"/>
+      <w:numFmt w:val="decimal"/>
+      <w:lvlText w:val="%4."/>
+      <w:lvlJc w:val="left"/>
+      <w:pPr>
+        <w:tabs>
+          <w:tab w:val="num" w:pos="2160"/>
+        </w:tabs>
+        <w:ind w:left="2640" w:hanging="480"/>
+      </w:pPr>
+    </w:lvl>
+    <w:lvl w:ilvl="4">
+      <w:start w:val="1"/>
+      <w:numFmt w:val="decimal"/>
+      <w:lvlText w:val="%5."/>
+      <w:lvlJc w:val="left"/>
+      <w:pPr>
+        <w:tabs>
+          <w:tab w:val="num" w:pos="2880"/>
+        </w:tabs>
+        <w:ind w:left="3360" w:hanging="480"/>
+      </w:pPr>
+    </w:lvl>
+    <w:lvl w:ilvl="5">
+      <w:start w:val="1"/>
+      <w:numFmt w:val="decimal"/>
+      <w:lvlText w:val="%6."/>
+      <w:lvlJc w:val="left"/>
+      <w:pPr>
+        <w:tabs>
+          <w:tab w:val="num" w:pos="3600"/>
+        </w:tabs>
+        <w:ind w:left="4080" w:hanging="480"/>
+      </w:pPr>
+    </w:lvl>
+    <w:lvl w:ilvl="6">
+      <w:start w:val="1"/>
+      <w:numFmt w:val="decimal"/>
+      <w:lvlText w:val="%7."/>
+      <w:lvlJc w:val="left"/>
+      <w:pPr>
+        <w:tabs>
+          <w:tab w:val="num" w:pos="4320"/>
+        </w:tabs>
+        <w:ind w:left="4800" w:hanging="480"/>
+      </w:pPr>
+    </w:lvl>
+    <w:lvl w:ilvl="7">
+      <w:start w:val="1"/>
+      <w:numFmt w:val="decimal"/>
+      <w:lvlText w:val="%8."/>
+      <w:lvlJc w:val="left"/>
+      <w:pPr>
+        <w:tabs>
+          <w:tab w:val="num" w:pos="5040"/>
+        </w:tabs>
+        <w:ind w:left="5520" w:hanging="480"/>
+      </w:pPr>
+    </w:lvl>
+    <w:lvl w:ilvl="8">
+      <w:start w:val="1"/>
+      <w:numFmt w:val="decimal"/>
+      <w:lvlText w:val="%9."/>
+      <w:lvlJc w:val="left"/>
+      <w:pPr>
+        <w:tabs>
+          <w:tab w:val="num" w:pos="5760"/>
+        </w:tabs>
+        <w:ind w:left="6240" w:hanging="480"/>
+      </w:pPr>
+    </w:lvl>
+  </w:abstractNum>
   <w:num w:numId="1000">
     <w:abstractNumId w:val="990"/>
   </w:num>
@@ -3144,7 +3334,34 @@
     <w:abstractNumId w:val="991"/>
   </w:num>
   <w:num w:numId="1002">
-    <w:abstractNumId w:val="991"/>
+    <w:abstractNumId w:val="99411"/>
+    <w:lvlOverride w:ilvl="0">
+      <w:startOverride w:val="1"/>
+    </w:lvlOverride>
+    <w:lvlOverride w:ilvl="1">
+      <w:startOverride w:val="1"/>
+    </w:lvlOverride>
+    <w:lvlOverride w:ilvl="2">
+      <w:startOverride w:val="1"/>
+    </w:lvlOverride>
+    <w:lvlOverride w:ilvl="3">
+      <w:startOverride w:val="1"/>
+    </w:lvlOverride>
+    <w:lvlOverride w:ilvl="4">
+      <w:startOverride w:val="1"/>
+    </w:lvlOverride>
+    <w:lvlOverride w:ilvl="5">
+      <w:startOverride w:val="1"/>
+    </w:lvlOverride>
+    <w:lvlOverride w:ilvl="6">
+      <w:startOverride w:val="1"/>
+    </w:lvlOverride>
+    <w:lvlOverride w:ilvl="7">
+      <w:startOverride w:val="1"/>
+    </w:lvlOverride>
+    <w:lvlOverride w:ilvl="8">
+      <w:startOverride w:val="1"/>
+    </w:lvlOverride>
   </w:num>
   <w:num w:numId="1003">
     <w:abstractNumId w:val="991"/>
@@ -3153,6 +3370,15 @@
     <w:abstractNumId w:val="991"/>
   </w:num>
   <w:num w:numId="1005">
+    <w:abstractNumId w:val="991"/>
+  </w:num>
+  <w:num w:numId="1006">
+    <w:abstractNumId w:val="991"/>
+  </w:num>
+  <w:num w:numId="1007">
+    <w:abstractNumId w:val="991"/>
+  </w:num>
+  <w:num w:numId="1008">
     <w:abstractNumId w:val="991"/>
   </w:num>
 </w:numbering>

--- a/downloads/teacher/04 Units/Unit 05 - Apparel and Textile Production and Design - Make It, Mend It, Wear It/Lesson 05.11 - Build the Drawstring Bag and the Stitch Sampler Check.docx
+++ b/downloads/teacher/04 Units/Unit 05 - Apparel and Textile Production and Design - Make It, Mend It, Wear It/Lesson 05.11 - Build the Drawstring Bag and the Stitch Sampler Check.docx
@@ -102,22 +102,7 @@
         <w:pStyle w:val="BodyText"/>
       </w:pPr>
       <w:r>
-        <w:t xml:space="preserve">The hand path stays, in full: a student at the hand station builds the felt pouch from the same handout, hand-backstitched, on the same three days and the same rubric. The hand path is where a student goes when their machine is down and the spares are full, when the reduced-dexterity alternative fits better, or when they choose it; it is a legitimate build, not a lesser one. The archived all-hand version of this lesson is in</w:t>
-      </w:r>
-      <w:r>
-        <w:t xml:space="preserve"> </w:t>
-      </w:r>
-      <w:r>
-        <w:rPr>
-          <w:rStyle w:val="VerbatimChar"/>
-        </w:rPr>
-        <w:t xml:space="preserve">00 _admin/_archive/2026-09-14 Unit 5 pre-machine revision/</w:t>
-      </w:r>
-      <w:r>
-        <w:t xml:space="preserve"> </w:t>
-      </w:r>
-      <w:r>
-        <w:t xml:space="preserve">for a room with no machines at all.</w:t>
+        <w:t xml:space="preserve">The hand path stays, in full: a student at the hand station builds the felt pouch from the same handout, hand-backstitched, on the same three days and the same rubric. The hand path is where a student goes when their machine is down and the spares are full, when the reduced-dexterity alternative fits better, or when they choose it; it is a legitimate build, not a lesser one. The archived all-hand version of this lesson is kept for a room with no machines at all.</w:t>
       </w:r>
     </w:p>
     <w:p>
@@ -1026,7 +1011,7 @@
         <w:pStyle w:val="BodyText"/>
       </w:pPr>
       <w:r>
-        <w:t xml:space="preserve">Day 1 total: 5 plus 8 plus 14 plus 12 plus 6 = 40 minutes, with the do now inside Step 1’s board work. The count and close-down are the closure.</w:t>
+        <w:t xml:space="preserve">Day 1 total: 8 plus 14 plus 12 plus 6 = 40 minutes, with the 5-minute do now inside Step 1’s board work. The count and close-down are the closure.</w:t>
       </w:r>
     </w:p>
     <w:p>
@@ -1879,22 +1864,7 @@
         <w:pStyle w:val="Compact"/>
       </w:pPr>
       <w:r>
-        <w:t xml:space="preserve">No-machine alternative: the archived hand-sewn build (felt pouch or hand-backstitched drawstring bag) in</w:t>
-      </w:r>
-      <w:r>
-        <w:t xml:space="preserve"> </w:t>
-      </w:r>
-      <w:r>
-        <w:rPr>
-          <w:rStyle w:val="VerbatimChar"/>
-        </w:rPr>
-        <w:t xml:space="preserve">00 _admin/_archive/2026-09-14 Unit 5 pre-machine revision/</w:t>
-      </w:r>
-      <w:r>
-        <w:t xml:space="preserve"> </w:t>
-      </w:r>
-      <w:r>
-        <w:t xml:space="preserve">replaces this lesson wholesale, and the sampler card runs with five boxes instead of six; the unit still meets every hand line of ATPD 2, and the site’s standards note says the machine demonstration half of 2. c) is not met, which is the honest version. Reduced-dexterity alternative: hand wheel driving; pre-threaded machines all three days; a buddy pulls pins; the felt pouch path with pre-cut pieces, a whipstitch, and a pre-made loop, scored on the same rubric.</w:t>
+        <w:t xml:space="preserve">No-machine alternative: the archived hand-sewn build (felt pouch or hand-backstitched drawstring bag) replaces this lesson wholesale, and the sampler card runs with five boxes instead of six; the unit still meets every hand line of ATPD 2, and the site’s standards note says the machine demonstration half of 2. c) is not met, which is the honest version. Reduced-dexterity alternative: hand wheel driving; pre-threaded machines all three days; a buddy pulls pins; the felt pouch path with pre-cut pieces, a whipstitch, and a pre-made loop, scored on the same rubric.</w:t>
       </w:r>
     </w:p>
     <w:p>
@@ -2651,15 +2621,6 @@
       <w:r>
         <w:t xml:space="preserve">Mathematics: quarter-inch seam allowance, pattern as scale drawing, and the channel’s circumference. Technology and engineering: the machine is the room’s first real machine tool, and the pivot is tool-path thinking; a technology teacher can run the same language. Career awareness: this build is the room’s version of a production sample, which is the bridge to Lesson 5.19’s careers work. Community: simple drawstring bags are a real donation item for shelters and hospital volunteer offices; a class that makes thirty has made a real donation.</w:t>
       </w:r>
-      <w:r>
-        <w:t xml:space="preserve"> </w:t>
-      </w:r>
-      <w:r>
-        <w:rPr>
-          <w:rStyle w:val="TeacherNote"/>
-        </w:rPr>
-        <w:t xml:space="preserve">[Sal: if the class wants to donate, ask the partner before Day 1 so size and fabric fit what they need.]</w:t>
-      </w:r>
     </w:p>
     <w:p>
       <w:pPr>
@@ -2924,10 +2885,7 @@
         <w:pStyle w:val="Compact"/>
       </w:pPr>
       <w:r>
-        <w:rPr>
-          <w:rStyle w:val="TeacherNote"/>
-        </w:rPr>
-        <w:t xml:space="preserve">[Sal: prices. Costed for three tables of about seven, 21 students. A thrifted flat sheet at about $4 cuts into roughly fifteen bag rectangles, so two sheets cover a class with spares; cord or shoelaces about $4 for 21; thread and pins in the unit bin; felt for the hand path about $2. About $14 total, and less if students bring an outgrown pillowcase, which is the upcycle version of this build and worth offering. A section of 28 adds a third sheet and about $2 of cord.]</w:t>
+        <w:t xml:space="preserve">Prices, costed for three tables of about seven, 21 students: a thrifted flat sheet at about $4 cuts into roughly fifteen bag rectangles, so two sheets cover a class with spares; cord or shoelaces about $4 for 21; thread and pins in the unit bin; felt for the hand path about $2. About $14 total, and less if students bring an outgrown pillowcase, which is the upcycle version of this build and worth offering. A section of 28 adds a third sheet and about $2 of cord.</w:t>
       </w:r>
     </w:p>
     <w:sectPr>
